--- a/templates/FULL REPORT/NORMAL IR US TEV/tx-overview.docx
+++ b/templates/FULL REPORT/NORMAL IR US TEV/tx-overview.docx
@@ -1002,31 +1002,7 @@
                 <w:kern w:val="0"/>
                 <w14:ligatures w14:val="none"/>
               </w:rPr>
-              <w:object w:dxaOrig="225" w:dyaOrig="225" w14:anchorId="6523EE2D">
-                <v:shapetype id="_x0000_t75" coordsize="21600,21600" o:spt="75" o:preferrelative="t" path="m@4@5l@4@11@9@11@9@5xe" filled="f" stroked="f">
-                  <v:stroke joinstyle="miter"/>
-                  <v:formulas>
-                    <v:f eqn="if lineDrawn pixelLineWidth 0"/>
-                    <v:f eqn="sum @0 1 0"/>
-                    <v:f eqn="sum 0 0 @1"/>
-                    <v:f eqn="prod @2 1 2"/>
-                    <v:f eqn="prod @3 21600 pixelWidth"/>
-                    <v:f eqn="prod @3 21600 pixelHeight"/>
-                    <v:f eqn="sum @0 0 1"/>
-                    <v:f eqn="prod @6 1 2"/>
-                    <v:f eqn="prod @7 21600 pixelWidth"/>
-                    <v:f eqn="sum @8 21600 0"/>
-                    <v:f eqn="prod @7 21600 pixelHeight"/>
-                    <v:f eqn="sum @10 21600 0"/>
-                  </v:formulas>
-                  <v:path o:extrusionok="f" gradientshapeok="t" o:connecttype="rect"/>
-                  <o:lock v:ext="edit" aspectratio="t"/>
-                </v:shapetype>
-                <v:shape id="_x0000_i1027" type="#_x0000_t75" style="width:238.05pt;height:147.65pt" o:ole="">
-                  <v:imagedata r:id="rId7" o:title="" croptop="1206f" cropbottom="3617f" cropleft="781f" cropright="781f"/>
-                </v:shape>
-                <w:control r:id="rId8" w:name="CIRViewer1211111131" w:shapeid="_x0000_i1027"/>
-              </w:object>
+              <w:t>{{ ir.image }}</w:t>
             </w:r>
           </w:p>
         </w:tc>
@@ -1416,39 +1392,35 @@
                 <w:sz w:val="20"/>
                 <w:szCs w:val="18"/>
               </w:rPr>
-              <w:fldChar w:fldCharType="begin"/>
-            </w:r>
-            <w:r>
-              <w:rPr>
-                <w:rFonts w:cstheme="minorHAnsi"/>
-                <w:sz w:val="20"/>
-                <w:szCs w:val="18"/>
-              </w:rPr>
-              <w:instrText xml:space="preserve">DOCVARIABLE _Fd1556891656 \* MERGEFORMAT </w:instrText>
-            </w:r>
-            <w:r>
-              <w:rPr>
-                <w:rFonts w:cstheme="minorHAnsi"/>
-                <w:sz w:val="20"/>
-                <w:szCs w:val="18"/>
-              </w:rPr>
-              <w:fldChar w:fldCharType="separate"/>
-            </w:r>
-            <w:r>
-              <w:rPr>
-                <w:rFonts w:cstheme="minorHAnsi"/>
-                <w:sz w:val="20"/>
-                <w:szCs w:val="18"/>
-              </w:rPr>
-              <w:t xml:space="preserve">32.6 °C </w:t>
-            </w:r>
-            <w:r>
-              <w:rPr>
-                <w:rFonts w:cstheme="minorHAnsi"/>
-                <w:sz w:val="20"/>
-                <w:szCs w:val="18"/>
-              </w:rPr>
-              <w:fldChar w:fldCharType="end"/>
+              <w:t>{{ ir.sp1 }}</w:t>
+            </w:r>
+            <w:r>
+              <w:rPr>
+                <w:rFonts w:cstheme="minorHAnsi"/>
+                <w:sz w:val="20"/>
+                <w:szCs w:val="18"/>
+              </w:rPr>
+            </w:r>
+            <w:r>
+              <w:rPr>
+                <w:rFonts w:cstheme="minorHAnsi"/>
+                <w:sz w:val="20"/>
+                <w:szCs w:val="18"/>
+              </w:rPr>
+            </w:r>
+            <w:r>
+              <w:rPr>
+                <w:rFonts w:cstheme="minorHAnsi"/>
+                <w:sz w:val="20"/>
+                <w:szCs w:val="18"/>
+              </w:rPr>
+            </w:r>
+            <w:r>
+              <w:rPr>
+                <w:rFonts w:cstheme="minorHAnsi"/>
+                <w:sz w:val="20"/>
+                <w:szCs w:val="18"/>
+              </w:rPr>
             </w:r>
           </w:p>
         </w:tc>
@@ -1609,39 +1581,35 @@
                 <w:sz w:val="20"/>
                 <w:szCs w:val="18"/>
               </w:rPr>
-              <w:fldChar w:fldCharType="begin"/>
-            </w:r>
-            <w:r>
-              <w:rPr>
-                <w:rFonts w:cstheme="minorHAnsi"/>
-                <w:sz w:val="20"/>
-                <w:szCs w:val="18"/>
-              </w:rPr>
-              <w:instrText xml:space="preserve">DOCVARIABLE _Fd1160941139 \* MERGEFORMAT </w:instrText>
-            </w:r>
-            <w:r>
-              <w:rPr>
-                <w:rFonts w:cstheme="minorHAnsi"/>
-                <w:sz w:val="20"/>
-                <w:szCs w:val="18"/>
-              </w:rPr>
-              <w:fldChar w:fldCharType="separate"/>
-            </w:r>
-            <w:r>
-              <w:rPr>
-                <w:rFonts w:cstheme="minorHAnsi"/>
-                <w:sz w:val="20"/>
-                <w:szCs w:val="18"/>
-              </w:rPr>
-              <w:t xml:space="preserve">26.1 °C </w:t>
-            </w:r>
-            <w:r>
-              <w:rPr>
-                <w:rFonts w:cstheme="minorHAnsi"/>
-                <w:sz w:val="20"/>
-                <w:szCs w:val="18"/>
-              </w:rPr>
-              <w:fldChar w:fldCharType="end"/>
+              <w:t>{{ ir.sp2 }}</w:t>
+            </w:r>
+            <w:r>
+              <w:rPr>
+                <w:rFonts w:cstheme="minorHAnsi"/>
+                <w:sz w:val="20"/>
+                <w:szCs w:val="18"/>
+              </w:rPr>
+            </w:r>
+            <w:r>
+              <w:rPr>
+                <w:rFonts w:cstheme="minorHAnsi"/>
+                <w:sz w:val="20"/>
+                <w:szCs w:val="18"/>
+              </w:rPr>
+            </w:r>
+            <w:r>
+              <w:rPr>
+                <w:rFonts w:cstheme="minorHAnsi"/>
+                <w:sz w:val="20"/>
+                <w:szCs w:val="18"/>
+              </w:rPr>
+            </w:r>
+            <w:r>
+              <w:rPr>
+                <w:rFonts w:cstheme="minorHAnsi"/>
+                <w:sz w:val="20"/>
+                <w:szCs w:val="18"/>
+              </w:rPr>
             </w:r>
           </w:p>
         </w:tc>
@@ -1806,39 +1774,35 @@
                 <w:sz w:val="20"/>
                 <w:szCs w:val="18"/>
               </w:rPr>
-              <w:fldChar w:fldCharType="begin"/>
-            </w:r>
-            <w:r>
-              <w:rPr>
-                <w:rFonts w:cstheme="minorHAnsi"/>
-                <w:sz w:val="20"/>
-                <w:szCs w:val="18"/>
-              </w:rPr>
-              <w:instrText xml:space="preserve">DOCVARIABLE _Fd96972521 \* MERGEFORMAT </w:instrText>
-            </w:r>
-            <w:r>
-              <w:rPr>
-                <w:rFonts w:cstheme="minorHAnsi"/>
-                <w:sz w:val="20"/>
-                <w:szCs w:val="18"/>
-              </w:rPr>
-              <w:fldChar w:fldCharType="separate"/>
-            </w:r>
-            <w:r>
-              <w:rPr>
-                <w:rFonts w:cstheme="minorHAnsi"/>
-                <w:sz w:val="20"/>
-                <w:szCs w:val="18"/>
-              </w:rPr>
-              <w:t xml:space="preserve">27.7 °C </w:t>
-            </w:r>
-            <w:r>
-              <w:rPr>
-                <w:rFonts w:cstheme="minorHAnsi"/>
-                <w:sz w:val="20"/>
-                <w:szCs w:val="18"/>
-              </w:rPr>
-              <w:fldChar w:fldCharType="end"/>
+              <w:t>{{ ir.ar1 or ir.reading }}</w:t>
+            </w:r>
+            <w:r>
+              <w:rPr>
+                <w:rFonts w:cstheme="minorHAnsi"/>
+                <w:sz w:val="20"/>
+                <w:szCs w:val="18"/>
+              </w:rPr>
+            </w:r>
+            <w:r>
+              <w:rPr>
+                <w:rFonts w:cstheme="minorHAnsi"/>
+                <w:sz w:val="20"/>
+                <w:szCs w:val="18"/>
+              </w:rPr>
+            </w:r>
+            <w:r>
+              <w:rPr>
+                <w:rFonts w:cstheme="minorHAnsi"/>
+                <w:sz w:val="20"/>
+                <w:szCs w:val="18"/>
+              </w:rPr>
+            </w:r>
+            <w:r>
+              <w:rPr>
+                <w:rFonts w:cstheme="minorHAnsi"/>
+                <w:sz w:val="20"/>
+                <w:szCs w:val="18"/>
+              </w:rPr>
             </w:r>
           </w:p>
         </w:tc>
@@ -2169,7 +2133,7 @@
                 <w:sz w:val="20"/>
                 <w:szCs w:val="20"/>
               </w:rPr>
-              <w:fldChar w:fldCharType="begin"/>
+              <w:t>{{ ir.delta_t }}</w:t>
             </w:r>
             <w:r>
               <w:rPr>
@@ -2177,7 +2141,6 @@
                 <w:sz w:val="20"/>
                 <w:szCs w:val="20"/>
               </w:rPr>
-              <w:instrText xml:space="preserve">DOCVARIABLE _Fd1648721756 \* MERGEFORMAT </w:instrText>
             </w:r>
             <w:r>
               <w:rPr>
@@ -2185,7 +2148,6 @@
                 <w:sz w:val="20"/>
                 <w:szCs w:val="20"/>
               </w:rPr>
-              <w:fldChar w:fldCharType="separate"/>
             </w:r>
             <w:r>
               <w:rPr>
@@ -2193,7 +2155,6 @@
                 <w:sz w:val="20"/>
                 <w:szCs w:val="20"/>
               </w:rPr>
-              <w:t xml:space="preserve">6.5 °C </w:t>
             </w:r>
             <w:r>
               <w:rPr>
@@ -2201,7 +2162,6 @@
                 <w:sz w:val="20"/>
                 <w:szCs w:val="20"/>
               </w:rPr>
-              <w:fldChar w:fldCharType="end"/>
             </w:r>
           </w:p>
         </w:tc>
@@ -2557,7 +2517,7 @@
                 <w:sz w:val="20"/>
                 <w:szCs w:val="18"/>
               </w:rPr>
-              <w:t>-</w:t>
+              <w:t>{{ ir.severity }}</w:t>
             </w:r>
           </w:p>
         </w:tc>
@@ -4926,37 +4886,33 @@
                 <w:b/>
                 <w:i/>
               </w:rPr>
-              <w:t xml:space="preserve">Analysis: </w:t>
-            </w:r>
-            <w:r>
-              <w:rPr>
-                <w:rFonts w:cstheme="minorHAnsi"/>
-              </w:rPr>
-              <w:t xml:space="preserve"> Please refer to the following page</w:t>
-            </w:r>
-            <w:r>
-              <w:rPr>
-                <w:rFonts w:cstheme="minorHAnsi"/>
-              </w:rPr>
-              <w:t xml:space="preserve"> for </w:t>
-            </w:r>
-            <w:r>
-              <w:rPr>
-                <w:rFonts w:cstheme="minorHAnsi"/>
-              </w:rPr>
-              <w:t xml:space="preserve">defect </w:t>
-            </w:r>
-            <w:r>
-              <w:rPr>
-                <w:rFonts w:cstheme="minorHAnsi"/>
-              </w:rPr>
-              <w:t>detail</w:t>
-            </w:r>
-            <w:r>
-              <w:rPr>
-                <w:rFonts w:cstheme="minorHAnsi"/>
-              </w:rPr>
-              <w:t>.</w:t>
+              <w:t xml:space="preserve">Analysis:  </w:t>
+            </w:r>
+            <w:r>
+              <w:rPr>
+                <w:rFonts w:cstheme="minorHAnsi"/>
+              </w:rPr>
+              <w:t>{{ banner.analysis or analysis }}</w:t>
+            </w:r>
+            <w:r>
+              <w:rPr>
+                <w:rFonts w:cstheme="minorHAnsi"/>
+              </w:rPr>
+            </w:r>
+            <w:r>
+              <w:rPr>
+                <w:rFonts w:cstheme="minorHAnsi"/>
+              </w:rPr>
+            </w:r>
+            <w:r>
+              <w:rPr>
+                <w:rFonts w:cstheme="minorHAnsi"/>
+              </w:rPr>
+            </w:r>
+            <w:r>
+              <w:rPr>
+                <w:rFonts w:cstheme="minorHAnsi"/>
+              </w:rPr>
             </w:r>
           </w:p>
         </w:tc>
@@ -4990,8 +4946,7 @@
                 <w:noProof/>
                 <w:lang w:val="en-US"/>
               </w:rPr>
-              <w:lastRenderedPageBreak/>
-              <w:t>Recommendation:</w:t>
+              <w:t xml:space="preserve">Recommendation:  </w:t>
             </w:r>
             <w:r>
               <w:rPr>
@@ -4999,37 +4954,32 @@
                 <w:noProof/>
                 <w:lang w:val="en-US"/>
               </w:rPr>
-              <w:t xml:space="preserve"> </w:t>
-            </w:r>
-            <w:r>
-              <w:rPr>
-                <w:rFonts w:cstheme="minorHAnsi"/>
-              </w:rPr>
-              <w:t>Please refer to the following page</w:t>
-            </w:r>
-            <w:r>
-              <w:rPr>
-                <w:rFonts w:cstheme="minorHAnsi"/>
-              </w:rPr>
-              <w:t xml:space="preserve"> for </w:t>
-            </w:r>
-            <w:r>
-              <w:rPr>
-                <w:rFonts w:cstheme="minorHAnsi"/>
-              </w:rPr>
-              <w:t xml:space="preserve">defect </w:t>
-            </w:r>
-            <w:r>
-              <w:rPr>
-                <w:rFonts w:cstheme="minorHAnsi"/>
-              </w:rPr>
-              <w:t>detail</w:t>
-            </w:r>
-            <w:r>
-              <w:rPr>
-                <w:rFonts w:cstheme="minorHAnsi"/>
-              </w:rPr>
-              <w:t>.</w:t>
+              <w:t>{{ banner.recommendation or recommendation }}</w:t>
+            </w:r>
+            <w:r>
+              <w:rPr>
+                <w:rFonts w:cstheme="minorHAnsi"/>
+              </w:rPr>
+            </w:r>
+            <w:r>
+              <w:rPr>
+                <w:rFonts w:cstheme="minorHAnsi"/>
+              </w:rPr>
+            </w:r>
+            <w:r>
+              <w:rPr>
+                <w:rFonts w:cstheme="minorHAnsi"/>
+              </w:rPr>
+            </w:r>
+            <w:r>
+              <w:rPr>
+                <w:rFonts w:cstheme="minorHAnsi"/>
+              </w:rPr>
+            </w:r>
+            <w:r>
+              <w:rPr>
+                <w:rFonts w:cstheme="minorHAnsi"/>
+              </w:rPr>
             </w:r>
           </w:p>
         </w:tc>

--- a/templates/FULL REPORT/NORMAL IR US TEV/tx-overview.docx
+++ b/templates/FULL REPORT/NORMAL IR US TEV/tx-overview.docx
@@ -1002,7 +1002,31 @@
                 <w:kern w:val="0"/>
                 <w14:ligatures w14:val="none"/>
               </w:rPr>
-              <w:t>{{ ir.image }}</w:t>
+              <w:object w:dxaOrig="225" w:dyaOrig="225" w14:anchorId="6523EE2D">
+                <v:shapetype id="_x0000_t75" coordsize="21600,21600" o:spt="75" o:preferrelative="t" path="m@4@5l@4@11@9@11@9@5xe" filled="f" stroked="f">
+                  <v:stroke joinstyle="miter"/>
+                  <v:formulas>
+                    <v:f eqn="if lineDrawn pixelLineWidth 0"/>
+                    <v:f eqn="sum @0 1 0"/>
+                    <v:f eqn="sum 0 0 @1"/>
+                    <v:f eqn="prod @2 1 2"/>
+                    <v:f eqn="prod @3 21600 pixelWidth"/>
+                    <v:f eqn="prod @3 21600 pixelHeight"/>
+                    <v:f eqn="sum @0 0 1"/>
+                    <v:f eqn="prod @6 1 2"/>
+                    <v:f eqn="prod @7 21600 pixelWidth"/>
+                    <v:f eqn="sum @8 21600 0"/>
+                    <v:f eqn="prod @7 21600 pixelHeight"/>
+                    <v:f eqn="sum @10 21600 0"/>
+                  </v:formulas>
+                  <v:path o:extrusionok="f" gradientshapeok="t" o:connecttype="rect"/>
+                  <o:lock v:ext="edit" aspectratio="t"/>
+                </v:shapetype>
+                <v:shape id="_x0000_i1029" type="#_x0000_t75" style="width:237.6pt;height:147.6pt" o:ole="">
+                  <v:imagedata r:id="rId7" o:title="" croptop="1206f" cropbottom="3617f" cropleft="781f" cropright="781f"/>
+                </v:shape>
+                <w:control r:id="rId8" w:name="CIRViewer1211111131" w:shapeid="_x0000_i1029"/>
+              </w:object>
             </w:r>
           </w:p>
         </w:tc>
@@ -1392,35 +1416,39 @@
                 <w:sz w:val="20"/>
                 <w:szCs w:val="18"/>
               </w:rPr>
-              <w:t>{{ ir.sp1 }}</w:t>
-            </w:r>
-            <w:r>
-              <w:rPr>
-                <w:rFonts w:cstheme="minorHAnsi"/>
-                <w:sz w:val="20"/>
-                <w:szCs w:val="18"/>
-              </w:rPr>
-            </w:r>
-            <w:r>
-              <w:rPr>
-                <w:rFonts w:cstheme="minorHAnsi"/>
-                <w:sz w:val="20"/>
-                <w:szCs w:val="18"/>
-              </w:rPr>
-            </w:r>
-            <w:r>
-              <w:rPr>
-                <w:rFonts w:cstheme="minorHAnsi"/>
-                <w:sz w:val="20"/>
-                <w:szCs w:val="18"/>
-              </w:rPr>
-            </w:r>
-            <w:r>
-              <w:rPr>
-                <w:rFonts w:cstheme="minorHAnsi"/>
-                <w:sz w:val="20"/>
-                <w:szCs w:val="18"/>
-              </w:rPr>
+              <w:fldChar w:fldCharType="begin"/>
+            </w:r>
+            <w:r>
+              <w:rPr>
+                <w:rFonts w:cstheme="minorHAnsi"/>
+                <w:sz w:val="20"/>
+                <w:szCs w:val="18"/>
+              </w:rPr>
+              <w:instrText xml:space="preserve">DOCVARIABLE _Fd291190478 \* MERGEFORMAT </w:instrText>
+            </w:r>
+            <w:r>
+              <w:rPr>
+                <w:rFonts w:cstheme="minorHAnsi"/>
+                <w:sz w:val="20"/>
+                <w:szCs w:val="18"/>
+              </w:rPr>
+              <w:fldChar w:fldCharType="separate"/>
+            </w:r>
+            <w:r>
+              <w:rPr>
+                <w:rFonts w:cstheme="minorHAnsi"/>
+                <w:sz w:val="20"/>
+                <w:szCs w:val="18"/>
+              </w:rPr>
+              <w:t xml:space="preserve">32.6 °C </w:t>
+            </w:r>
+            <w:r>
+              <w:rPr>
+                <w:rFonts w:cstheme="minorHAnsi"/>
+                <w:sz w:val="20"/>
+                <w:szCs w:val="18"/>
+              </w:rPr>
+              <w:fldChar w:fldCharType="end"/>
             </w:r>
           </w:p>
         </w:tc>
@@ -1581,35 +1609,39 @@
                 <w:sz w:val="20"/>
                 <w:szCs w:val="18"/>
               </w:rPr>
-              <w:t>{{ ir.sp2 }}</w:t>
-            </w:r>
-            <w:r>
-              <w:rPr>
-                <w:rFonts w:cstheme="minorHAnsi"/>
-                <w:sz w:val="20"/>
-                <w:szCs w:val="18"/>
-              </w:rPr>
-            </w:r>
-            <w:r>
-              <w:rPr>
-                <w:rFonts w:cstheme="minorHAnsi"/>
-                <w:sz w:val="20"/>
-                <w:szCs w:val="18"/>
-              </w:rPr>
-            </w:r>
-            <w:r>
-              <w:rPr>
-                <w:rFonts w:cstheme="minorHAnsi"/>
-                <w:sz w:val="20"/>
-                <w:szCs w:val="18"/>
-              </w:rPr>
-            </w:r>
-            <w:r>
-              <w:rPr>
-                <w:rFonts w:cstheme="minorHAnsi"/>
-                <w:sz w:val="20"/>
-                <w:szCs w:val="18"/>
-              </w:rPr>
+              <w:fldChar w:fldCharType="begin"/>
+            </w:r>
+            <w:r>
+              <w:rPr>
+                <w:rFonts w:cstheme="minorHAnsi"/>
+                <w:sz w:val="20"/>
+                <w:szCs w:val="18"/>
+              </w:rPr>
+              <w:instrText xml:space="preserve">DOCVARIABLE _Fd1105419452 \* MERGEFORMAT </w:instrText>
+            </w:r>
+            <w:r>
+              <w:rPr>
+                <w:rFonts w:cstheme="minorHAnsi"/>
+                <w:sz w:val="20"/>
+                <w:szCs w:val="18"/>
+              </w:rPr>
+              <w:fldChar w:fldCharType="separate"/>
+            </w:r>
+            <w:r>
+              <w:rPr>
+                <w:rFonts w:cstheme="minorHAnsi"/>
+                <w:sz w:val="20"/>
+                <w:szCs w:val="18"/>
+              </w:rPr>
+              <w:t xml:space="preserve">26.1 °C </w:t>
+            </w:r>
+            <w:r>
+              <w:rPr>
+                <w:rFonts w:cstheme="minorHAnsi"/>
+                <w:sz w:val="20"/>
+                <w:szCs w:val="18"/>
+              </w:rPr>
+              <w:fldChar w:fldCharType="end"/>
             </w:r>
           </w:p>
         </w:tc>
@@ -1774,35 +1806,39 @@
                 <w:sz w:val="20"/>
                 <w:szCs w:val="18"/>
               </w:rPr>
-              <w:t>{{ ir.ar1 or ir.reading }}</w:t>
-            </w:r>
-            <w:r>
-              <w:rPr>
-                <w:rFonts w:cstheme="minorHAnsi"/>
-                <w:sz w:val="20"/>
-                <w:szCs w:val="18"/>
-              </w:rPr>
-            </w:r>
-            <w:r>
-              <w:rPr>
-                <w:rFonts w:cstheme="minorHAnsi"/>
-                <w:sz w:val="20"/>
-                <w:szCs w:val="18"/>
-              </w:rPr>
-            </w:r>
-            <w:r>
-              <w:rPr>
-                <w:rFonts w:cstheme="minorHAnsi"/>
-                <w:sz w:val="20"/>
-                <w:szCs w:val="18"/>
-              </w:rPr>
-            </w:r>
-            <w:r>
-              <w:rPr>
-                <w:rFonts w:cstheme="minorHAnsi"/>
-                <w:sz w:val="20"/>
-                <w:szCs w:val="18"/>
-              </w:rPr>
+              <w:fldChar w:fldCharType="begin"/>
+            </w:r>
+            <w:r>
+              <w:rPr>
+                <w:rFonts w:cstheme="minorHAnsi"/>
+                <w:sz w:val="20"/>
+                <w:szCs w:val="18"/>
+              </w:rPr>
+              <w:instrText xml:space="preserve">DOCVARIABLE _Fd531334444 \* MERGEFORMAT </w:instrText>
+            </w:r>
+            <w:r>
+              <w:rPr>
+                <w:rFonts w:cstheme="minorHAnsi"/>
+                <w:sz w:val="20"/>
+                <w:szCs w:val="18"/>
+              </w:rPr>
+              <w:fldChar w:fldCharType="separate"/>
+            </w:r>
+            <w:r>
+              <w:rPr>
+                <w:rFonts w:cstheme="minorHAnsi"/>
+                <w:sz w:val="20"/>
+                <w:szCs w:val="18"/>
+              </w:rPr>
+              <w:t xml:space="preserve">27.7 °C </w:t>
+            </w:r>
+            <w:r>
+              <w:rPr>
+                <w:rFonts w:cstheme="minorHAnsi"/>
+                <w:sz w:val="20"/>
+                <w:szCs w:val="18"/>
+              </w:rPr>
+              <w:fldChar w:fldCharType="end"/>
             </w:r>
           </w:p>
         </w:tc>
@@ -2133,7 +2169,7 @@
                 <w:sz w:val="20"/>
                 <w:szCs w:val="20"/>
               </w:rPr>
-              <w:t>{{ ir.delta_t }}</w:t>
+              <w:fldChar w:fldCharType="begin"/>
             </w:r>
             <w:r>
               <w:rPr>
@@ -2141,6 +2177,7 @@
                 <w:sz w:val="20"/>
                 <w:szCs w:val="20"/>
               </w:rPr>
+              <w:instrText xml:space="preserve">DOCVARIABLE _Fd364596512 \* MERGEFORMAT </w:instrText>
             </w:r>
             <w:r>
               <w:rPr>
@@ -2148,6 +2185,7 @@
                 <w:sz w:val="20"/>
                 <w:szCs w:val="20"/>
               </w:rPr>
+              <w:fldChar w:fldCharType="separate"/>
             </w:r>
             <w:r>
               <w:rPr>
@@ -2155,6 +2193,7 @@
                 <w:sz w:val="20"/>
                 <w:szCs w:val="20"/>
               </w:rPr>
+              <w:t xml:space="preserve">6.5 °C </w:t>
             </w:r>
             <w:r>
               <w:rPr>
@@ -2162,6 +2201,7 @@
                 <w:sz w:val="20"/>
                 <w:szCs w:val="20"/>
               </w:rPr>
+              <w:fldChar w:fldCharType="end"/>
             </w:r>
           </w:p>
         </w:tc>
@@ -2517,7 +2557,7 @@
                 <w:sz w:val="20"/>
                 <w:szCs w:val="18"/>
               </w:rPr>
-              <w:t>{{ ir.severity }}</w:t>
+              <w:t>-</w:t>
             </w:r>
           </w:p>
         </w:tc>
@@ -4880,39 +4920,19 @@
                 <w:lang w:eastAsia="en-MY"/>
               </w:rPr>
             </w:pPr>
-            <w:r>
-              <w:rPr>
-                <w:rFonts w:cstheme="minorHAnsi"/>
+            <w:r/>
+            <w:r>
+              <w:rPr>
                 <w:b/>
                 <w:i/>
               </w:rPr>
-              <w:t xml:space="preserve">Analysis:  </w:t>
-            </w:r>
-            <w:r>
-              <w:rPr>
-                <w:rFonts w:cstheme="minorHAnsi"/>
-              </w:rPr>
-              <w:t>{{ banner.analysis or analysis }}</w:t>
-            </w:r>
-            <w:r>
-              <w:rPr>
-                <w:rFonts w:cstheme="minorHAnsi"/>
-              </w:rPr>
-            </w:r>
-            <w:r>
-              <w:rPr>
-                <w:rFonts w:cstheme="minorHAnsi"/>
-              </w:rPr>
-            </w:r>
-            <w:r>
-              <w:rPr>
-                <w:rFonts w:cstheme="minorHAnsi"/>
-              </w:rPr>
-            </w:r>
-            <w:r>
-              <w:rPr>
-                <w:rFonts w:cstheme="minorHAnsi"/>
-              </w:rPr>
+              <w:t xml:space="preserve">Analysis: </w:t>
+            </w:r>
+            <w:r>
+              <w:t xml:space="preserve"> </w:t>
+            </w:r>
+            <w:r>
+              <w:t>{{ analysis }}</w:t>
             </w:r>
           </w:p>
         </w:tc>
@@ -4938,48 +4958,19 @@
                 <w:rFonts w:cstheme="minorHAnsi"/>
               </w:rPr>
             </w:pPr>
-            <w:r>
-              <w:rPr>
-                <w:rFonts w:cstheme="minorHAnsi"/>
+            <w:r/>
+            <w:r>
+              <w:rPr>
                 <w:b/>
                 <w:i/>
-                <w:noProof/>
-                <w:lang w:val="en-US"/>
-              </w:rPr>
-              <w:t xml:space="preserve">Recommendation:  </w:t>
-            </w:r>
-            <w:r>
-              <w:rPr>
-                <w:rFonts w:cstheme="minorHAnsi"/>
-                <w:noProof/>
-                <w:lang w:val="en-US"/>
-              </w:rPr>
-              <w:t>{{ banner.recommendation or recommendation }}</w:t>
-            </w:r>
-            <w:r>
-              <w:rPr>
-                <w:rFonts w:cstheme="minorHAnsi"/>
-              </w:rPr>
-            </w:r>
-            <w:r>
-              <w:rPr>
-                <w:rFonts w:cstheme="minorHAnsi"/>
-              </w:rPr>
-            </w:r>
-            <w:r>
-              <w:rPr>
-                <w:rFonts w:cstheme="minorHAnsi"/>
-              </w:rPr>
-            </w:r>
-            <w:r>
-              <w:rPr>
-                <w:rFonts w:cstheme="minorHAnsi"/>
-              </w:rPr>
-            </w:r>
-            <w:r>
-              <w:rPr>
-                <w:rFonts w:cstheme="minorHAnsi"/>
-              </w:rPr>
+              </w:rPr>
+              <w:t xml:space="preserve">Recommendation: </w:t>
+            </w:r>
+            <w:r>
+              <w:t xml:space="preserve"> </w:t>
+            </w:r>
+            <w:r>
+              <w:t>{{ recommendation }}</w:t>
             </w:r>
           </w:p>
         </w:tc>

--- a/templates/FULL REPORT/NORMAL IR US TEV/tx-overview.docx
+++ b/templates/FULL REPORT/NORMAL IR US TEV/tx-overview.docx
@@ -406,11 +406,15 @@
               <w:ind w:left="139"/>
               <w:rPr>
                 <w:rFonts w:cstheme="minorHAnsi"/>
-              </w:rPr>
-            </w:pPr>
-            <w:r>
-              <w:rPr>
-                <w:rFonts w:cstheme="minorHAnsi"/>
+                <w:sz w:val="16"/>
+                <w:szCs w:val="16"/>
+              </w:rPr>
+            </w:pPr>
+            <w:r>
+              <w:rPr>
+                <w:rFonts w:cstheme="minorHAnsi"/>
+                <w:sz w:val="16"/>
+                <w:szCs w:val="16"/>
               </w:rPr>
               <w:t>{{ tx.model }}</w:t>
             </w:r>
